--- a/EXPORTS/DOCX/published/niveau3/Dutch/WMBergEnDal.docx
+++ b/EXPORTS/DOCX/published/niveau3/Dutch/WMBergEnDal.docx
@@ -286,13 +286,75 @@
       </w:r>
       <w:r>
         <w:rPr>
+          <w:u w:val="single" w:color="0000ff"/>
           <w:rFonts w:ascii="Charis SIL Regular" w:hAnsi="Charis SIL Regular" w:eastAsia="Charis SIL Regular"/>
           <w:b w:val="0"/>
           <w:i w:val="0"/>
           <w:color w:val="000000"/>
           <w:sz w:val="24"/>
         </w:rPr>
-        <w:t>vlakbij Nijmegen. A</w:t>
+        <w:hyperlink r:id="rId9" w:history="1">
+          <w:r>
+            <w:rPr>
+              <w:rStyle w:val="Hyperlink"/>
+            </w:rPr>
+            <w:t>vlakbij Nijm</w:t>
+          </w:r>
+        </w:hyperlink>
+      </w:r>
+      <w:r>
+        <w:rPr>
+          <w:u w:val="single" w:color="0000ff"/>
+          <w:rFonts w:ascii="Charis SIL Regular" w:hAnsi="Charis SIL Regular" w:eastAsia="Charis SIL Regular"/>
+          <w:b w:val="0"/>
+          <w:i w:val="0"/>
+          <w:color w:val="000000"/>
+          <w:sz w:val="24"/>
+        </w:rPr>
+        <w:hyperlink r:id="rId9" w:history="1">
+          <w:r>
+            <w:rPr>
+              <w:rStyle w:val="Hyperlink"/>
+            </w:rPr>
+            <w:t>ege</w:t>
+          </w:r>
+        </w:hyperlink>
+      </w:r>
+      <w:r>
+        <w:rPr>
+          <w:u w:val="single" w:color="0000ff"/>
+          <w:rFonts w:ascii="Charis SIL Regular" w:hAnsi="Charis SIL Regular" w:eastAsia="Charis SIL Regular"/>
+          <w:b w:val="0"/>
+          <w:i w:val="0"/>
+          <w:color w:val="000000"/>
+          <w:sz w:val="24"/>
+        </w:rPr>
+        <w:hyperlink r:id="rId9" w:history="1">
+          <w:r>
+            <w:rPr>
+              <w:rStyle w:val="Hyperlink"/>
+            </w:rPr>
+            <w:t>n</w:t>
+          </w:r>
+        </w:hyperlink>
+      </w:r>
+      <w:r>
+        <w:rPr>
+          <w:u w:val="single" w:color="0000ff"/>
+          <w:rFonts w:ascii="Charis SIL Regular" w:hAnsi="Charis SIL Regular" w:eastAsia="Charis SIL Regular"/>
+          <w:b w:val="0"/>
+          <w:i w:val="0"/>
+          <w:color w:val="000000"/>
+          <w:sz w:val="24"/>
+        </w:rPr>
+        <w:hyperlink r:id="rId9" w:history="1">
+          <w:r>
+            <w:rPr>
+              <w:rStyle w:val="Hyperlink"/>
+            </w:rPr>
+            <w:t>. A</w:t>
+          </w:r>
+        </w:hyperlink>
       </w:r>
       <w:r>
         <w:rPr>
@@ -715,7 +777,14 @@
           <w:sz w:val="24"/>
           <w:u w:val="single"/>
         </w:rPr>
-        <w:t>We</w:t>
+        <w:hyperlink r:id="rId12" w:history="1">
+          <w:r>
+            <w:rPr>
+              <w:rStyle w:val="Hyperlink"/>
+            </w:rPr>
+            <w:t>We</w:t>
+          </w:r>
+        </w:hyperlink>
       </w:r>
       <w:r>
         <w:rPr>
@@ -726,7 +795,7 @@
           <w:sz w:val="24"/>
           <w:u w:val="single"/>
         </w:rPr>
-        <w:hyperlink r:id="rId10" w:history="1">
+        <w:hyperlink r:id="rId12" w:history="1">
           <w:r>
             <w:rPr>
               <w:rStyle w:val="Hyperlink"/>
@@ -808,7 +877,14 @@
           <w:color w:val="000000"/>
           <w:sz w:val="24"/>
         </w:rPr>
-        <w:t>Nat</w:t>
+        <w:hyperlink r:id="rId11" w:history="1">
+          <w:r>
+            <w:rPr>
+              <w:rStyle w:val="Hyperlink"/>
+            </w:rPr>
+            <w:t>Nat</w:t>
+          </w:r>
+        </w:hyperlink>
       </w:r>
       <w:r>
         <w:rPr>

--- a/EXPORTS/DOCX/published/niveau3/Dutch/WMBergEnDal.docx
+++ b/EXPORTS/DOCX/published/niveau3/Dutch/WMBergEnDal.docx
@@ -795,7 +795,7 @@
           <w:sz w:val="24"/>
           <w:u w:val="single"/>
         </w:rPr>
-        <w:hyperlink r:id="rId12" w:history="1">
+        <w:hyperlink r:id="rId10" w:history="1">
           <w:r>
             <w:rPr>
               <w:rStyle w:val="Hyperlink"/>
